--- a/assets/DataDecisions_ADB_2025-08.docx
+++ b/assets/DataDecisions_ADB_2025-08.docx
@@ -73,7 +73,15 @@
       </w:r>
       <w:proofErr w:type="spellEnd"/>
       <w:r>
-        <w:t xml:space="preserve"> &lt;-  c("19940928F", "20042978F", "20062138F")</w:t>
+        <w:t xml:space="preserve"> &lt;</w:t>
+      </w:r>
+      <w:proofErr w:type="gramStart"/>
+      <w:r>
+        <w:t>-  c</w:t>
+      </w:r>
+      <w:proofErr w:type="gramEnd"/>
+      <w:r>
+        <w:t>("19940928F", "20042978F", "20062138F")</w:t>
       </w:r>
     </w:p>
     <w:p>
@@ -99,7 +107,15 @@
         <w:t xml:space="preserve">From Pete Goulet: </w:t>
       </w:r>
       <w:r>
-        <w:t>20161235M the girth and length have been inverted, should be girth=130  and length=163</w:t>
+        <w:t>20161235M the girth and length have been inverted, should be girth=</w:t>
+      </w:r>
+      <w:proofErr w:type="gramStart"/>
+      <w:r>
+        <w:t>130  and</w:t>
+      </w:r>
+      <w:proofErr w:type="gramEnd"/>
+      <w:r>
+        <w:t xml:space="preserve"> length=163</w:t>
       </w:r>
     </w:p>
     <w:p>
@@ -110,13 +126,7 @@
         <w:t>Decision:</w:t>
       </w:r>
       <w:r>
-        <w:t xml:space="preserve"> I will </w:t>
-      </w:r>
-      <w:r>
-        <w:t>invert girth and length</w:t>
-      </w:r>
-      <w:r>
-        <w:t xml:space="preserve"> until I am told otherwise</w:t>
+        <w:t xml:space="preserve"> I will invert girth and length until I am told otherwise</w:t>
       </w:r>
     </w:p>
     <w:p/>
@@ -148,7 +158,7 @@
         </w:rPr>
         <w:lastRenderedPageBreak/>
         <w:drawing>
-          <wp:inline distT="0" distB="0" distL="0" distR="0" wp14:anchorId="4883DD75" wp14:editId="1E311074">
+          <wp:inline distT="0" distB="0" distL="0" distR="0" wp14:anchorId="4883DD75" wp14:editId="4E9205CB">
             <wp:extent cx="5572125" cy="3014928"/>
             <wp:effectExtent l="0" t="0" r="0" b="0"/>
             <wp:docPr id="1116773130" name="Picture 2"/>
@@ -292,18 +302,22 @@
         <w:t xml:space="preserve">      </w:t>
       </w:r>
       <w:proofErr w:type="spellStart"/>
+      <w:proofErr w:type="gramStart"/>
       <w:r>
         <w:t>ID.Sex</w:t>
       </w:r>
       <w:proofErr w:type="spellEnd"/>
+      <w:proofErr w:type="gramEnd"/>
       <w:r>
         <w:t xml:space="preserve"> </w:t>
       </w:r>
       <w:proofErr w:type="spellStart"/>
+      <w:proofErr w:type="gramStart"/>
       <w:r>
         <w:t>Code.Female.Maturity</w:t>
       </w:r>
       <w:proofErr w:type="spellEnd"/>
+      <w:proofErr w:type="gramEnd"/>
     </w:p>
     <w:p>
       <w:r>
@@ -332,8 +346,13 @@
         <w:t xml:space="preserve"> no morph data and no ovary data - I will change </w:t>
       </w:r>
       <w:proofErr w:type="spellStart"/>
-      <w:r>
-        <w:t>code.female.maturity</w:t>
+      <w:proofErr w:type="gramStart"/>
+      <w:r>
+        <w:t>code.female</w:t>
+      </w:r>
+      <w:proofErr w:type="gramEnd"/>
+      <w:r>
+        <w:t>.maturity</w:t>
       </w:r>
       <w:proofErr w:type="spellEnd"/>
       <w:r>
@@ -350,12 +369,28 @@
         </w:numPr>
       </w:pPr>
       <w:r>
-        <w:t>remove &lt;- c('20113802F', '20130095F')</w:t>
-      </w:r>
-    </w:p>
-    <w:p>
-      <w:r>
-        <w:t># insert into Do not use table and do not use for anything</w:t>
+        <w:t xml:space="preserve">remove &lt;- </w:t>
+      </w:r>
+      <w:proofErr w:type="gramStart"/>
+      <w:r>
+        <w:t>c(</w:t>
+      </w:r>
+      <w:proofErr w:type="gramEnd"/>
+      <w:r>
+        <w:t>'20113802F', '20130095F')</w:t>
+      </w:r>
+    </w:p>
+    <w:p>
+      <w:r>
+        <w:t xml:space="preserve"># </w:t>
+      </w:r>
+      <w:proofErr w:type="gramStart"/>
+      <w:r>
+        <w:t>insert</w:t>
+      </w:r>
+      <w:proofErr w:type="gramEnd"/>
+      <w:r>
+        <w:t xml:space="preserve"> into Do not use table and do not use for anything</w:t>
       </w:r>
     </w:p>
     <w:p>
@@ -400,7 +435,15 @@
       </w:r>
       <w:proofErr w:type="spellEnd"/>
       <w:r>
-        <w:t xml:space="preserve"> &lt;- c('20161194F', '20161214F', '20161251F', '20171691F', '20181055F')</w:t>
+        <w:t xml:space="preserve"> &lt;- </w:t>
+      </w:r>
+      <w:proofErr w:type="gramStart"/>
+      <w:r>
+        <w:t>c(</w:t>
+      </w:r>
+      <w:proofErr w:type="gramEnd"/>
+      <w:r>
+        <w:t>'20161194F', '20161214F', '20161251F', '20171691F', '20181055F')</w:t>
       </w:r>
     </w:p>
     <w:p>
@@ -444,42 +487,72 @@
       </w:r>
     </w:p>
     <w:p>
+      <w:proofErr w:type="gramStart"/>
       <w:r>
         <w:t>age[</w:t>
       </w:r>
       <w:proofErr w:type="spellStart"/>
+      <w:proofErr w:type="gramEnd"/>
       <w:r>
         <w:t>idsex</w:t>
       </w:r>
       <w:proofErr w:type="spellEnd"/>
       <w:r>
-        <w:t xml:space="preserve"> == "20171709F", age := 25]</w:t>
-      </w:r>
-    </w:p>
-    <w:p>
+        <w:t xml:space="preserve"> == "20171709F", </w:t>
+      </w:r>
+      <w:proofErr w:type="gramStart"/>
+      <w:r>
+        <w:t>age :</w:t>
+      </w:r>
+      <w:proofErr w:type="gramEnd"/>
+      <w:r>
+        <w:t>= 25]</w:t>
+      </w:r>
+    </w:p>
+    <w:p>
+      <w:proofErr w:type="gramStart"/>
       <w:r>
         <w:t>age[</w:t>
       </w:r>
       <w:proofErr w:type="spellStart"/>
+      <w:proofErr w:type="gramEnd"/>
       <w:r>
         <w:t>idsex</w:t>
       </w:r>
       <w:proofErr w:type="spellEnd"/>
       <w:r>
-        <w:t xml:space="preserve"> == "20082059F", age := 99]</w:t>
-      </w:r>
-    </w:p>
-    <w:p>
+        <w:t xml:space="preserve"> == "20082059F", </w:t>
+      </w:r>
+      <w:proofErr w:type="gramStart"/>
+      <w:r>
+        <w:t>age :</w:t>
+      </w:r>
+      <w:proofErr w:type="gramEnd"/>
+      <w:r>
+        <w:t>= 99]</w:t>
+      </w:r>
+    </w:p>
+    <w:p>
+      <w:proofErr w:type="gramStart"/>
       <w:r>
         <w:t>age[</w:t>
       </w:r>
       <w:proofErr w:type="spellStart"/>
+      <w:proofErr w:type="gramEnd"/>
       <w:r>
         <w:t>idsex</w:t>
       </w:r>
       <w:proofErr w:type="spellEnd"/>
       <w:r>
-        <w:t xml:space="preserve"> == "20103001M", age := 27]</w:t>
+        <w:t xml:space="preserve"> == "20103001M", </w:t>
+      </w:r>
+      <w:proofErr w:type="gramStart"/>
+      <w:r>
+        <w:t>age :</w:t>
+      </w:r>
+      <w:proofErr w:type="gramEnd"/>
+      <w:r>
+        <w:t>= 27]</w:t>
       </w:r>
     </w:p>
     <w:p/>
@@ -488,10 +561,12 @@
         <w:t xml:space="preserve">These have NA in </w:t>
       </w:r>
       <w:proofErr w:type="spellStart"/>
+      <w:proofErr w:type="gramStart"/>
       <w:r>
         <w:t>Final.Cohort.Age</w:t>
       </w:r>
       <w:proofErr w:type="spellEnd"/>
+      <w:proofErr w:type="gramEnd"/>
       <w:r>
         <w:t xml:space="preserve">. </w:t>
       </w:r>
@@ -521,10 +596,12 @@
         <w:t>For the growth work, I calculated the weight for pregnant females (</w:t>
       </w:r>
       <w:proofErr w:type="spellStart"/>
+      <w:proofErr w:type="gramStart"/>
       <w:r>
         <w:t>Code.Female.Maturity</w:t>
       </w:r>
       <w:proofErr w:type="spellEnd"/>
+      <w:proofErr w:type="gramEnd"/>
       <w:r>
         <w:t xml:space="preserve"> = 2) as</w:t>
       </w:r>
@@ -545,13 +622,7 @@
     </w:p>
     <w:p>
       <w:r>
-        <w:t xml:space="preserve">Where I obtained the </w:t>
-      </w:r>
-      <w:r>
-        <w:t>monthly mean foetus weight</w:t>
-      </w:r>
-      <w:r>
-        <w:t xml:space="preserve"> (Dec: 2.9, Jan: 6.3, Feb: 8.3) using this query in the database    </w:t>
+        <w:t xml:space="preserve">Where I obtained the monthly mean foetus weight (Dec: 2.9, Jan: 6.3, Feb: 8.3) using this query in the database    </w:t>
       </w:r>
       <w:r>
         <w:t xml:space="preserve">query </w:t>
@@ -595,7 +666,177 @@
       </w:r>
       <w:proofErr w:type="spellEnd"/>
       <w:r>
-        <w:t>, Avg(</w:t>
+        <w:t xml:space="preserve">, </w:t>
+      </w:r>
+      <w:proofErr w:type="gramStart"/>
+      <w:r>
+        <w:t>Avg(</w:t>
+      </w:r>
+      <w:proofErr w:type="spellStart"/>
+      <w:proofErr w:type="gramEnd"/>
+      <w:r>
+        <w:t>tbl_</w:t>
+      </w:r>
+      <w:proofErr w:type="gramStart"/>
+      <w:r>
+        <w:t>Morphometrics</w:t>
+      </w:r>
+      <w:proofErr w:type="spellEnd"/>
+      <w:r>
+        <w:t>.[</w:t>
+      </w:r>
+      <w:proofErr w:type="gramEnd"/>
+      <w:r>
+        <w:t>Body Weight]) AS [</w:t>
+      </w:r>
+      <w:proofErr w:type="spellStart"/>
+      <w:r>
+        <w:t>AvgOfBody</w:t>
+      </w:r>
+      <w:proofErr w:type="spellEnd"/>
+      <w:r>
+        <w:t xml:space="preserve"> Weight]</w:t>
+      </w:r>
+    </w:p>
+    <w:p>
+      <w:r>
+        <w:t xml:space="preserve">FROM </w:t>
+      </w:r>
+      <w:proofErr w:type="spellStart"/>
+      <w:r>
+        <w:t>tlkp_MarineMammalSp</w:t>
+      </w:r>
+      <w:proofErr w:type="spellEnd"/>
+      <w:r>
+        <w:t xml:space="preserve"> INNER JOIN ((</w:t>
+      </w:r>
+      <w:proofErr w:type="spellStart"/>
+      <w:r>
+        <w:t>tbl_MarineMammal</w:t>
+      </w:r>
+      <w:proofErr w:type="spellEnd"/>
+      <w:r>
+        <w:t xml:space="preserve"> INNER JOIN ((</w:t>
+      </w:r>
+      <w:proofErr w:type="spellStart"/>
+      <w:r>
+        <w:t>tbl_MarineMammal_Event</w:t>
+      </w:r>
+      <w:proofErr w:type="spellEnd"/>
+      <w:r>
+        <w:t xml:space="preserve"> INNER JOIN </w:t>
+      </w:r>
+      <w:proofErr w:type="spellStart"/>
+      <w:r>
+        <w:t>tbl_Collection</w:t>
+      </w:r>
+      <w:proofErr w:type="spellEnd"/>
+      <w:r>
+        <w:t xml:space="preserve"> ON </w:t>
+      </w:r>
+      <w:proofErr w:type="spellStart"/>
+      <w:r>
+        <w:t>tbl_MarineMammal_Event</w:t>
+      </w:r>
+      <w:proofErr w:type="spellEnd"/>
+      <w:r>
+        <w:t xml:space="preserve">.[Id </w:t>
+      </w:r>
+      <w:proofErr w:type="spellStart"/>
+      <w:r>
+        <w:t>MMEvent</w:t>
+      </w:r>
+      <w:proofErr w:type="spellEnd"/>
+      <w:r>
+        <w:t xml:space="preserve">] = </w:t>
+      </w:r>
+      <w:proofErr w:type="spellStart"/>
+      <w:r>
+        <w:t>tbl_Collection</w:t>
+      </w:r>
+      <w:proofErr w:type="spellEnd"/>
+      <w:r>
+        <w:t xml:space="preserve">.[Id </w:t>
+      </w:r>
+      <w:proofErr w:type="spellStart"/>
+      <w:r>
+        <w:t>MMEvent</w:t>
+      </w:r>
+      <w:proofErr w:type="spellEnd"/>
+      <w:r>
+        <w:t xml:space="preserve">]) INNER JOIN </w:t>
+      </w:r>
+      <w:proofErr w:type="spellStart"/>
+      <w:r>
+        <w:t>tbl_FinalAge</w:t>
+      </w:r>
+      <w:proofErr w:type="spellEnd"/>
+      <w:r>
+        <w:t xml:space="preserve"> ON </w:t>
+      </w:r>
+      <w:proofErr w:type="spellStart"/>
+      <w:r>
+        <w:t>tbl_MarineMammal_Event</w:t>
+      </w:r>
+      <w:proofErr w:type="spellEnd"/>
+      <w:r>
+        <w:t xml:space="preserve">.[Id </w:t>
+      </w:r>
+      <w:proofErr w:type="spellStart"/>
+      <w:r>
+        <w:t>MMEvent</w:t>
+      </w:r>
+      <w:proofErr w:type="spellEnd"/>
+      <w:r>
+        <w:t xml:space="preserve">] = </w:t>
+      </w:r>
+      <w:proofErr w:type="spellStart"/>
+      <w:r>
+        <w:t>tbl_FinalAge</w:t>
+      </w:r>
+      <w:proofErr w:type="spellEnd"/>
+      <w:r>
+        <w:t xml:space="preserve">.[Id </w:t>
+      </w:r>
+      <w:proofErr w:type="spellStart"/>
+      <w:r>
+        <w:t>MMEvent</w:t>
+      </w:r>
+      <w:proofErr w:type="spellEnd"/>
+      <w:r>
+        <w:t xml:space="preserve">]) ON </w:t>
+      </w:r>
+      <w:proofErr w:type="spellStart"/>
+      <w:r>
+        <w:t>tbl_MarineMammal</w:t>
+      </w:r>
+      <w:proofErr w:type="spellEnd"/>
+      <w:r>
+        <w:t xml:space="preserve">.[Id </w:t>
+      </w:r>
+      <w:proofErr w:type="spellStart"/>
+      <w:r>
+        <w:t>MarineMammal</w:t>
+      </w:r>
+      <w:proofErr w:type="spellEnd"/>
+      <w:r>
+        <w:t xml:space="preserve">] = </w:t>
+      </w:r>
+      <w:proofErr w:type="spellStart"/>
+      <w:r>
+        <w:t>tbl_MarineMammal_Event</w:t>
+      </w:r>
+      <w:proofErr w:type="spellEnd"/>
+      <w:r>
+        <w:t xml:space="preserve">.[Id </w:t>
+      </w:r>
+      <w:proofErr w:type="spellStart"/>
+      <w:r>
+        <w:t>MarineMammal</w:t>
+      </w:r>
+      <w:proofErr w:type="spellEnd"/>
+      <w:r>
+        <w:t xml:space="preserve">]) INNER JOIN </w:t>
       </w:r>
       <w:proofErr w:type="spellStart"/>
       <w:r>
@@ -603,20 +844,39 @@
       </w:r>
       <w:proofErr w:type="spellEnd"/>
       <w:r>
-        <w:t>.[Body Weight]) AS [</w:t>
-      </w:r>
-      <w:proofErr w:type="spellStart"/>
-      <w:r>
-        <w:t>AvgOfBody</w:t>
-      </w:r>
-      <w:proofErr w:type="spellEnd"/>
-      <w:r>
-        <w:t xml:space="preserve"> Weight]</w:t>
-      </w:r>
-    </w:p>
-    <w:p>
-      <w:r>
-        <w:t xml:space="preserve">FROM </w:t>
+        <w:t xml:space="preserve"> ON </w:t>
+      </w:r>
+      <w:proofErr w:type="spellStart"/>
+      <w:r>
+        <w:t>tbl_MarineMammal_Event</w:t>
+      </w:r>
+      <w:proofErr w:type="spellEnd"/>
+      <w:r>
+        <w:t xml:space="preserve">.[Id </w:t>
+      </w:r>
+      <w:proofErr w:type="spellStart"/>
+      <w:r>
+        <w:t>MMEvent</w:t>
+      </w:r>
+      <w:proofErr w:type="spellEnd"/>
+      <w:r>
+        <w:t xml:space="preserve">] = </w:t>
+      </w:r>
+      <w:proofErr w:type="spellStart"/>
+      <w:r>
+        <w:t>tbl_Morphometrics</w:t>
+      </w:r>
+      <w:proofErr w:type="spellEnd"/>
+      <w:r>
+        <w:t xml:space="preserve">.[Id </w:t>
+      </w:r>
+      <w:proofErr w:type="spellStart"/>
+      <w:r>
+        <w:t>MMEvent</w:t>
+      </w:r>
+      <w:proofErr w:type="spellEnd"/>
+      <w:r>
+        <w:t xml:space="preserve">]) ON </w:t>
       </w:r>
       <w:proofErr w:type="spellStart"/>
       <w:r>
@@ -624,7 +884,7 @@
       </w:r>
       <w:proofErr w:type="spellEnd"/>
       <w:r>
-        <w:t xml:space="preserve"> INNER JOIN ((</w:t>
+        <w:t xml:space="preserve">.[MM ITIS TSN] = </w:t>
       </w:r>
       <w:proofErr w:type="spellStart"/>
       <w:r>
@@ -632,182 +892,6 @@
       </w:r>
       <w:proofErr w:type="spellEnd"/>
       <w:r>
-        <w:t xml:space="preserve"> INNER JOIN ((</w:t>
-      </w:r>
-      <w:proofErr w:type="spellStart"/>
-      <w:r>
-        <w:t>tbl_MarineMammal_Event</w:t>
-      </w:r>
-      <w:proofErr w:type="spellEnd"/>
-      <w:r>
-        <w:t xml:space="preserve"> INNER JOIN </w:t>
-      </w:r>
-      <w:proofErr w:type="spellStart"/>
-      <w:r>
-        <w:t>tbl_Collection</w:t>
-      </w:r>
-      <w:proofErr w:type="spellEnd"/>
-      <w:r>
-        <w:t xml:space="preserve"> ON </w:t>
-      </w:r>
-      <w:proofErr w:type="spellStart"/>
-      <w:r>
-        <w:t>tbl_MarineMammal_Event</w:t>
-      </w:r>
-      <w:proofErr w:type="spellEnd"/>
-      <w:r>
-        <w:t xml:space="preserve">.[Id </w:t>
-      </w:r>
-      <w:proofErr w:type="spellStart"/>
-      <w:r>
-        <w:t>MMEvent</w:t>
-      </w:r>
-      <w:proofErr w:type="spellEnd"/>
-      <w:r>
-        <w:t xml:space="preserve">] = </w:t>
-      </w:r>
-      <w:proofErr w:type="spellStart"/>
-      <w:r>
-        <w:t>tbl_Collection</w:t>
-      </w:r>
-      <w:proofErr w:type="spellEnd"/>
-      <w:r>
-        <w:t xml:space="preserve">.[Id </w:t>
-      </w:r>
-      <w:proofErr w:type="spellStart"/>
-      <w:r>
-        <w:t>MMEvent</w:t>
-      </w:r>
-      <w:proofErr w:type="spellEnd"/>
-      <w:r>
-        <w:t xml:space="preserve">]) INNER JOIN </w:t>
-      </w:r>
-      <w:proofErr w:type="spellStart"/>
-      <w:r>
-        <w:t>tbl_FinalAge</w:t>
-      </w:r>
-      <w:proofErr w:type="spellEnd"/>
-      <w:r>
-        <w:t xml:space="preserve"> ON </w:t>
-      </w:r>
-      <w:proofErr w:type="spellStart"/>
-      <w:r>
-        <w:t>tbl_MarineMammal_Event</w:t>
-      </w:r>
-      <w:proofErr w:type="spellEnd"/>
-      <w:r>
-        <w:t xml:space="preserve">.[Id </w:t>
-      </w:r>
-      <w:proofErr w:type="spellStart"/>
-      <w:r>
-        <w:t>MMEvent</w:t>
-      </w:r>
-      <w:proofErr w:type="spellEnd"/>
-      <w:r>
-        <w:t xml:space="preserve">] = </w:t>
-      </w:r>
-      <w:proofErr w:type="spellStart"/>
-      <w:r>
-        <w:t>tbl_FinalAge</w:t>
-      </w:r>
-      <w:proofErr w:type="spellEnd"/>
-      <w:r>
-        <w:t xml:space="preserve">.[Id </w:t>
-      </w:r>
-      <w:proofErr w:type="spellStart"/>
-      <w:r>
-        <w:t>MMEvent</w:t>
-      </w:r>
-      <w:proofErr w:type="spellEnd"/>
-      <w:r>
-        <w:t xml:space="preserve">]) ON </w:t>
-      </w:r>
-      <w:proofErr w:type="spellStart"/>
-      <w:r>
-        <w:t>tbl_MarineMammal</w:t>
-      </w:r>
-      <w:proofErr w:type="spellEnd"/>
-      <w:r>
-        <w:t xml:space="preserve">.[Id </w:t>
-      </w:r>
-      <w:proofErr w:type="spellStart"/>
-      <w:r>
-        <w:t>MarineMammal</w:t>
-      </w:r>
-      <w:proofErr w:type="spellEnd"/>
-      <w:r>
-        <w:t xml:space="preserve">] = </w:t>
-      </w:r>
-      <w:proofErr w:type="spellStart"/>
-      <w:r>
-        <w:t>tbl_MarineMammal_Event</w:t>
-      </w:r>
-      <w:proofErr w:type="spellEnd"/>
-      <w:r>
-        <w:t xml:space="preserve">.[Id </w:t>
-      </w:r>
-      <w:proofErr w:type="spellStart"/>
-      <w:r>
-        <w:t>MarineMammal</w:t>
-      </w:r>
-      <w:proofErr w:type="spellEnd"/>
-      <w:r>
-        <w:t xml:space="preserve">]) INNER JOIN </w:t>
-      </w:r>
-      <w:proofErr w:type="spellStart"/>
-      <w:r>
-        <w:t>tbl_Morphometrics</w:t>
-      </w:r>
-      <w:proofErr w:type="spellEnd"/>
-      <w:r>
-        <w:t xml:space="preserve"> ON </w:t>
-      </w:r>
-      <w:proofErr w:type="spellStart"/>
-      <w:r>
-        <w:t>tbl_MarineMammal_Event</w:t>
-      </w:r>
-      <w:proofErr w:type="spellEnd"/>
-      <w:r>
-        <w:t xml:space="preserve">.[Id </w:t>
-      </w:r>
-      <w:proofErr w:type="spellStart"/>
-      <w:r>
-        <w:t>MMEvent</w:t>
-      </w:r>
-      <w:proofErr w:type="spellEnd"/>
-      <w:r>
-        <w:t xml:space="preserve">] = </w:t>
-      </w:r>
-      <w:proofErr w:type="spellStart"/>
-      <w:r>
-        <w:t>tbl_Morphometrics</w:t>
-      </w:r>
-      <w:proofErr w:type="spellEnd"/>
-      <w:r>
-        <w:t xml:space="preserve">.[Id </w:t>
-      </w:r>
-      <w:proofErr w:type="spellStart"/>
-      <w:r>
-        <w:t>MMEvent</w:t>
-      </w:r>
-      <w:proofErr w:type="spellEnd"/>
-      <w:r>
-        <w:t xml:space="preserve">]) ON </w:t>
-      </w:r>
-      <w:proofErr w:type="spellStart"/>
-      <w:r>
-        <w:t>tlkp_MarineMammalSp</w:t>
-      </w:r>
-      <w:proofErr w:type="spellEnd"/>
-      <w:r>
-        <w:t xml:space="preserve">.[MM ITIS TSN] = </w:t>
-      </w:r>
-      <w:proofErr w:type="spellStart"/>
-      <w:r>
-        <w:t>tbl_MarineMammal</w:t>
-      </w:r>
-      <w:proofErr w:type="spellEnd"/>
-      <w:r>
         <w:t>.[MM ITIS TSN]</w:t>
       </w:r>
     </w:p>
@@ -817,11 +901,19 @@
       </w:r>
       <w:proofErr w:type="spellStart"/>
       <w:r>
-        <w:t>tlkp_MarineMammalSp</w:t>
-      </w:r>
-      <w:proofErr w:type="spellEnd"/>
-      <w:r>
-        <w:t xml:space="preserve">.[Code MM </w:t>
+        <w:t>tlkp_</w:t>
+      </w:r>
+      <w:proofErr w:type="gramStart"/>
+      <w:r>
+        <w:t>MarineMammalSp</w:t>
+      </w:r>
+      <w:proofErr w:type="spellEnd"/>
+      <w:r>
+        <w:t>.[</w:t>
+      </w:r>
+      <w:proofErr w:type="gramEnd"/>
+      <w:r>
+        <w:t xml:space="preserve">Code MM </w:t>
       </w:r>
       <w:proofErr w:type="spellStart"/>
       <w:r>
@@ -833,11 +925,19 @@
       </w:r>
       <w:proofErr w:type="spellStart"/>
       <w:r>
-        <w:t>tbl_FinalAge</w:t>
-      </w:r>
-      <w:proofErr w:type="spellEnd"/>
-      <w:r>
-        <w:t xml:space="preserve">.[Final Cohort Age], </w:t>
+        <w:t>tbl_</w:t>
+      </w:r>
+      <w:proofErr w:type="gramStart"/>
+      <w:r>
+        <w:t>FinalAge</w:t>
+      </w:r>
+      <w:proofErr w:type="spellEnd"/>
+      <w:r>
+        <w:t>.[</w:t>
+      </w:r>
+      <w:proofErr w:type="gramEnd"/>
+      <w:r>
+        <w:t xml:space="preserve">Final Cohort Age], </w:t>
       </w:r>
       <w:proofErr w:type="spellStart"/>
       <w:r>
@@ -851,52 +951,110 @@
       </w:r>
       <w:proofErr w:type="spellStart"/>
       <w:r>
-        <w:t>tlkp_MarineMammalSp</w:t>
-      </w:r>
-      <w:proofErr w:type="spellEnd"/>
-      <w:r>
-        <w:t xml:space="preserve">.[Code MM </w:t>
+        <w:t>tlkp_</w:t>
+      </w:r>
+      <w:proofErr w:type="gramStart"/>
+      <w:r>
+        <w:t>MarineMammalSp</w:t>
+      </w:r>
+      <w:proofErr w:type="spellEnd"/>
+      <w:r>
+        <w:t>.[</w:t>
+      </w:r>
+      <w:proofErr w:type="gramEnd"/>
+      <w:r>
+        <w:t xml:space="preserve">Code MM </w:t>
       </w:r>
       <w:proofErr w:type="spellStart"/>
       <w:r>
         <w:t>sp</w:t>
       </w:r>
       <w:proofErr w:type="spellEnd"/>
-      <w:r>
-        <w:t>])="1") AND ((</w:t>
-      </w:r>
-      <w:proofErr w:type="spellStart"/>
-      <w:r>
-        <w:t>tbl_FinalAge</w:t>
-      </w:r>
-      <w:proofErr w:type="spellEnd"/>
-      <w:r>
-        <w:t>.[Final Cohort Age])=91) AND ((</w:t>
-      </w:r>
-      <w:proofErr w:type="spellStart"/>
-      <w:r>
-        <w:t>tbl_Collection.Month</w:t>
-      </w:r>
-      <w:proofErr w:type="spellEnd"/>
-      <w:r>
-        <w:t>)=12 Or (</w:t>
-      </w:r>
-      <w:proofErr w:type="spellStart"/>
-      <w:r>
-        <w:t>tbl_Collection.Month</w:t>
-      </w:r>
-      <w:proofErr w:type="spellEnd"/>
-      <w:r>
-        <w:t>)=1 Or (</w:t>
-      </w:r>
-      <w:proofErr w:type="spellStart"/>
-      <w:r>
-        <w:t>tbl_Collection.Month</w:t>
-      </w:r>
-      <w:proofErr w:type="spellEnd"/>
-      <w:r>
-        <w:t>)=2));</w:t>
-      </w:r>
+      <w:proofErr w:type="gramStart"/>
+      <w:r>
+        <w:t>])=</w:t>
+      </w:r>
+      <w:proofErr w:type="gramEnd"/>
+      <w:r>
+        <w:t>"1") AND ((</w:t>
+      </w:r>
+      <w:proofErr w:type="spellStart"/>
+      <w:r>
+        <w:t>tbl_</w:t>
+      </w:r>
+      <w:proofErr w:type="gramStart"/>
+      <w:r>
+        <w:t>FinalAge</w:t>
+      </w:r>
+      <w:proofErr w:type="spellEnd"/>
+      <w:r>
+        <w:t>.[</w:t>
+      </w:r>
+      <w:proofErr w:type="gramEnd"/>
+      <w:r>
+        <w:t>Final Cohort Age</w:t>
+      </w:r>
+      <w:proofErr w:type="gramStart"/>
+      <w:r>
+        <w:t>])=</w:t>
+      </w:r>
+      <w:proofErr w:type="gramEnd"/>
+      <w:r>
+        <w:t>91) AND ((</w:t>
+      </w:r>
+      <w:proofErr w:type="spellStart"/>
+      <w:r>
+        <w:t>tbl_</w:t>
+      </w:r>
+      <w:proofErr w:type="gramStart"/>
+      <w:r>
+        <w:t>Collection.Month</w:t>
+      </w:r>
+      <w:proofErr w:type="spellEnd"/>
+      <w:r>
+        <w:t>)=</w:t>
+      </w:r>
+      <w:proofErr w:type="gramEnd"/>
+      <w:r>
+        <w:t>12 Or (</w:t>
+      </w:r>
+      <w:proofErr w:type="spellStart"/>
+      <w:r>
+        <w:t>tbl_</w:t>
+      </w:r>
+      <w:proofErr w:type="gramStart"/>
+      <w:r>
+        <w:t>Collection.Month</w:t>
+      </w:r>
+      <w:proofErr w:type="spellEnd"/>
+      <w:r>
+        <w:t>)=</w:t>
+      </w:r>
+      <w:proofErr w:type="gramEnd"/>
+      <w:r>
+        <w:t>1 Or (</w:t>
+      </w:r>
+      <w:proofErr w:type="spellStart"/>
+      <w:r>
+        <w:t>tbl_</w:t>
+      </w:r>
+      <w:proofErr w:type="gramStart"/>
+      <w:r>
+        <w:t>Collection.Month</w:t>
+      </w:r>
+      <w:proofErr w:type="spellEnd"/>
+      <w:r>
+        <w:t>)=</w:t>
+      </w:r>
+      <w:proofErr w:type="gramEnd"/>
+      <w:r>
+        <w:t>2)</w:t>
+      </w:r>
+      <w:proofErr w:type="gramStart"/>
+      <w:r>
+        <w:t>);</w:t>
+      </w:r>
+      <w:proofErr w:type="gramEnd"/>
     </w:p>
     <w:p/>
     <w:p/>
@@ -938,10 +1096,7 @@
         <w:t xml:space="preserve"> </w:t>
       </w:r>
       <w:r>
-        <w:t xml:space="preserve">I </w:t>
-      </w:r>
-      <w:r>
-        <w:t>set them as immatures</w:t>
+        <w:t>I set them as immatures</w:t>
       </w:r>
     </w:p>
     <w:p>
@@ -964,11 +1119,22 @@
     </w:p>
     <w:p>
       <w:r>
-        <w:t>There are a number of younger seals (cohort age 1 to 3) that were coded as mature</w:t>
-      </w:r>
-    </w:p>
-    <w:p>
-      <w:r>
+        <w:t xml:space="preserve">There are </w:t>
+      </w:r>
+      <w:proofErr w:type="gramStart"/>
+      <w:r>
+        <w:t>a number of</w:t>
+      </w:r>
+      <w:proofErr w:type="gramEnd"/>
+      <w:r>
+        <w:t xml:space="preserve"> younger seals (cohort age 1 to 3) that were coded as mature</w:t>
+      </w:r>
+    </w:p>
+    <w:p>
+      <w:r>
+        <w:rPr>
+          <w:noProof/>
+        </w:rPr>
         <w:drawing>
           <wp:inline distT="0" distB="0" distL="0" distR="0" wp14:anchorId="3DBAF1CD" wp14:editId="18FC4382">
             <wp:extent cx="5943600" cy="4747895"/>
@@ -1020,16 +1186,15 @@
         <w:t xml:space="preserve"> </w:t>
       </w:r>
       <w:r>
-        <w:t xml:space="preserve">I set </w:t>
-      </w:r>
-      <w:r>
-        <w:t>ages 1 and 2</w:t>
-      </w:r>
-      <w:r>
-        <w:t xml:space="preserve"> as immatures</w:t>
-      </w:r>
-      <w:r>
-        <w:t xml:space="preserve">, and leave age 3 as they are. I would appreciate direction from </w:t>
+        <w:t xml:space="preserve">I set ages 1 and 2 as </w:t>
+      </w:r>
+      <w:proofErr w:type="gramStart"/>
+      <w:r>
+        <w:t>immatures, and</w:t>
+      </w:r>
+      <w:proofErr w:type="gramEnd"/>
+      <w:r>
+        <w:t xml:space="preserve"> leave age 3 as they are. I would appreciate direction from </w:t>
       </w:r>
       <w:r>
         <w:t>both of you on what would be best here. See below info from the Ovary dataset</w:t>
@@ -1037,6 +1202,9 @@
     </w:p>
     <w:p>
       <w:r>
+        <w:rPr>
+          <w:noProof/>
+        </w:rPr>
         <w:lastRenderedPageBreak/>
         <w:drawing>
           <wp:inline distT="0" distB="0" distL="0" distR="0" wp14:anchorId="45F5513F" wp14:editId="10FEA48B">
@@ -1075,6 +1243,121 @@
         </w:drawing>
       </w:r>
     </w:p>
+    <w:p>
+      <w:pPr>
+        <w:pStyle w:val="Heading2"/>
+      </w:pPr>
+      <w:r>
+        <w:t>Other Qs</w:t>
+      </w:r>
+    </w:p>
+    <w:p>
+      <w:r>
+        <w:t xml:space="preserve">What does </w:t>
+      </w:r>
+      <w:proofErr w:type="spellStart"/>
+      <w:proofErr w:type="gramStart"/>
+      <w:r>
+        <w:t>code.female</w:t>
+      </w:r>
+      <w:proofErr w:type="gramEnd"/>
+      <w:r>
+        <w:t>.maturity</w:t>
+      </w:r>
+      <w:proofErr w:type="spellEnd"/>
+      <w:r>
+        <w:t xml:space="preserve"> </w:t>
+      </w:r>
+      <w:r>
+        <w:t>=</w:t>
+      </w:r>
+      <w:r>
+        <w:t xml:space="preserve"> </w:t>
+      </w:r>
+      <w:r>
+        <w:t>18 mean?</w:t>
+      </w:r>
+    </w:p>
+    <w:p>
+      <w:r>
+        <w:t xml:space="preserve">There are </w:t>
+      </w:r>
+      <w:proofErr w:type="gramStart"/>
+      <w:r>
+        <w:t>a large number of</w:t>
+      </w:r>
+      <w:proofErr w:type="gramEnd"/>
+      <w:r>
+        <w:t xml:space="preserve"> records (3628) with NA in </w:t>
+      </w:r>
+      <w:proofErr w:type="spellStart"/>
+      <w:r>
+        <w:t>Body.Length</w:t>
+      </w:r>
+      <w:proofErr w:type="spellEnd"/>
+    </w:p>
+    <w:p>
+      <w:r>
+        <w:t xml:space="preserve">There are </w:t>
+      </w:r>
+      <w:proofErr w:type="gramStart"/>
+      <w:r>
+        <w:t>a large number of</w:t>
+      </w:r>
+      <w:proofErr w:type="gramEnd"/>
+      <w:r>
+        <w:t xml:space="preserve"> records (</w:t>
+      </w:r>
+      <w:r>
+        <w:t>4532</w:t>
+      </w:r>
+      <w:r>
+        <w:t xml:space="preserve">) with NA in </w:t>
+      </w:r>
+      <w:proofErr w:type="spellStart"/>
+      <w:r>
+        <w:t>Body.</w:t>
+      </w:r>
+      <w:r>
+        <w:t>Weight</w:t>
+      </w:r>
+      <w:proofErr w:type="spellEnd"/>
+    </w:p>
+    <w:p>
+      <w:r>
+        <w:t xml:space="preserve">There are </w:t>
+      </w:r>
+      <w:proofErr w:type="gramStart"/>
+      <w:r>
+        <w:t>a large number of</w:t>
+      </w:r>
+      <w:proofErr w:type="gramEnd"/>
+      <w:r>
+        <w:t xml:space="preserve"> records (36</w:t>
+      </w:r>
+      <w:r>
+        <w:t>16</w:t>
+      </w:r>
+      <w:r>
+        <w:t xml:space="preserve">) with NA in </w:t>
+      </w:r>
+      <w:proofErr w:type="spellStart"/>
+      <w:r>
+        <w:t>Body.Length</w:t>
+      </w:r>
+      <w:proofErr w:type="spellEnd"/>
+      <w:r>
+        <w:t xml:space="preserve"> &amp; </w:t>
+      </w:r>
+      <w:proofErr w:type="spellStart"/>
+      <w:r>
+        <w:t>Body.Weight</w:t>
+      </w:r>
+      <w:proofErr w:type="spellEnd"/>
+    </w:p>
+    <w:p/>
+    <w:p/>
+    <w:p/>
     <w:p/>
     <w:sectPr>
       <w:pgSz w:w="12240" w:h="15840"/>
@@ -1808,7 +2091,6 @@
   <w:style w:type="character" w:default="1" w:styleId="DefaultParagraphFont">
     <w:name w:val="Default Paragraph Font"/>
     <w:uiPriority w:val="1"/>
-    <w:semiHidden/>
     <w:unhideWhenUsed/>
   </w:style>
   <w:style w:type="table" w:default="1" w:styleId="TableNormal">
@@ -2141,6 +2423,36 @@
     <w:rPr>
       <w:color w:val="605E5C"/>
       <w:shd w:val="clear" w:color="auto" w:fill="E1DFDD"/>
+    </w:rPr>
+  </w:style>
+  <w:style w:type="paragraph" w:styleId="HTMLPreformatted">
+    <w:name w:val="HTML Preformatted"/>
+    <w:basedOn w:val="Normal"/>
+    <w:link w:val="HTMLPreformattedChar"/>
+    <w:uiPriority w:val="99"/>
+    <w:semiHidden/>
+    <w:unhideWhenUsed/>
+    <w:rsid w:val="00D00282"/>
+    <w:pPr>
+      <w:spacing w:after="0" w:line="240" w:lineRule="auto"/>
+    </w:pPr>
+    <w:rPr>
+      <w:rFonts w:ascii="Consolas" w:hAnsi="Consolas"/>
+      <w:sz w:val="20"/>
+      <w:szCs w:val="20"/>
+    </w:rPr>
+  </w:style>
+  <w:style w:type="character" w:customStyle="1" w:styleId="HTMLPreformattedChar">
+    <w:name w:val="HTML Preformatted Char"/>
+    <w:basedOn w:val="DefaultParagraphFont"/>
+    <w:link w:val="HTMLPreformatted"/>
+    <w:uiPriority w:val="99"/>
+    <w:semiHidden/>
+    <w:rsid w:val="00D00282"/>
+    <w:rPr>
+      <w:rFonts w:ascii="Consolas" w:hAnsi="Consolas"/>
+      <w:sz w:val="20"/>
+      <w:szCs w:val="20"/>
     </w:rPr>
   </w:style>
 </w:styles>
